--- a/2025/10. Oktober/114. Tagesbericht.docx
+++ b/2025/10. Oktober/114. Tagesbericht.docx
@@ -231,37 +231,41 @@
                 <w:sz w:val="20"/>
               </w:rPr>
             </w:pPr>
-            <w:proofErr w:type="spellStart"/>
-            <w:r>
-              <w:rPr>
-                <w:sz w:val="20"/>
-              </w:rPr>
-              <w:t>Fortigate</w:t>
-            </w:r>
-            <w:proofErr w:type="spellEnd"/>
+            <w:r>
+              <w:rPr>
+                <w:sz w:val="20"/>
+              </w:rPr>
+              <w:t xml:space="preserve">Fortigate </w:t>
+            </w:r>
+            <w:r>
+              <w:rPr>
+                <w:sz w:val="20"/>
+              </w:rPr>
+              <w:t>Firewall</w:t>
+            </w:r>
+            <w:r>
+              <w:rPr>
+                <w:sz w:val="20"/>
+              </w:rPr>
+              <w:t xml:space="preserve">s </w:t>
+            </w:r>
+            <w:r>
+              <w:rPr>
+                <w:sz w:val="20"/>
+              </w:rPr>
+              <w:t>und Switch</w:t>
+            </w:r>
+            <w:r>
+              <w:rPr>
+                <w:sz w:val="20"/>
+              </w:rPr>
+              <w:t>es</w:t>
+            </w:r>
             <w:r>
               <w:rPr>
                 <w:sz w:val="20"/>
               </w:rPr>
               <w:t xml:space="preserve"> </w:t>
-            </w:r>
-            <w:r>
-              <w:rPr>
-                <w:sz w:val="20"/>
-              </w:rPr>
-              <w:t>Firewall</w:t>
-            </w:r>
-            <w:r>
-              <w:rPr>
-                <w:sz w:val="20"/>
-              </w:rPr>
-              <w:t xml:space="preserve">s </w:t>
-            </w:r>
-            <w:r>
-              <w:rPr>
-                <w:sz w:val="20"/>
-              </w:rPr>
-              <w:t xml:space="preserve">und Switch </w:t>
             </w:r>
             <w:r>
               <w:rPr>
@@ -286,49 +290,19 @@
               <w:rPr>
                 <w:sz w:val="20"/>
               </w:rPr>
-              <w:t>Unterstützung bei Fehlermeldung von Windows Update „</w:t>
-            </w:r>
-            <w:proofErr w:type="spellStart"/>
-            <w:r>
-              <w:rPr>
-                <w:sz w:val="20"/>
-              </w:rPr>
-              <w:t>We</w:t>
-            </w:r>
-            <w:proofErr w:type="spellEnd"/>
+              <w:t>Unterstützung bei Fehlermeldung von Windows Update „We couldn’t connect to</w:t>
+            </w:r>
             <w:r>
               <w:rPr>
                 <w:sz w:val="20"/>
               </w:rPr>
               <w:t xml:space="preserve"> </w:t>
             </w:r>
-            <w:proofErr w:type="spellStart"/>
-            <w:r>
-              <w:rPr>
-                <w:sz w:val="20"/>
-              </w:rPr>
-              <w:t>couldn’t</w:t>
-            </w:r>
-            <w:proofErr w:type="spellEnd"/>
-            <w:r>
-              <w:rPr>
-                <w:sz w:val="20"/>
-              </w:rPr>
-              <w:t xml:space="preserve"> connect tot he update </w:t>
-            </w:r>
-            <w:proofErr w:type="spellStart"/>
-            <w:r>
-              <w:rPr>
-                <w:sz w:val="20"/>
-              </w:rPr>
-              <w:t>service</w:t>
-            </w:r>
-            <w:proofErr w:type="spellEnd"/>
-            <w:r>
-              <w:rPr>
-                <w:sz w:val="20"/>
-              </w:rPr>
-              <w:t>“</w:t>
+            <w:r>
+              <w:rPr>
+                <w:sz w:val="20"/>
+              </w:rPr>
+              <w:t>the update service“</w:t>
             </w:r>
           </w:p>
           <w:p>
@@ -699,21 +673,7 @@
               <w:rPr>
                 <w:sz w:val="20"/>
               </w:rPr>
-              <w:t xml:space="preserve">Festplatten in </w:t>
-            </w:r>
-            <w:proofErr w:type="spellStart"/>
-            <w:r>
-              <w:rPr>
-                <w:sz w:val="20"/>
-              </w:rPr>
-              <w:t>ThinClients</w:t>
-            </w:r>
-            <w:proofErr w:type="spellEnd"/>
-            <w:r>
-              <w:rPr>
-                <w:sz w:val="20"/>
-              </w:rPr>
-              <w:t xml:space="preserve"> und Rechner eigenbaut und mit Acronis </w:t>
+              <w:t xml:space="preserve">Festplatten in ThinClients und Rechner eigenbaut und mit Acronis </w:t>
             </w:r>
             <w:r>
               <w:rPr>
@@ -744,7 +704,57 @@
               <w:rPr>
                 <w:sz w:val="20"/>
               </w:rPr>
-              <w:t>Teilnahme an einer 30min Präsentation über KI Gestütztes programmieren</w:t>
+              <w:t xml:space="preserve">Teilnahme an einer 30min Präsentation über </w:t>
+            </w:r>
+            <w:r>
+              <w:rPr>
+                <w:sz w:val="20"/>
+              </w:rPr>
+              <w:t>KI-Gestütztes</w:t>
+            </w:r>
+            <w:r>
+              <w:rPr>
+                <w:sz w:val="20"/>
+              </w:rPr>
+              <w:t xml:space="preserve"> programmieren</w:t>
+            </w:r>
+          </w:p>
+          <w:p>
+            <w:pPr>
+              <w:pStyle w:val="Listenabsatz"/>
+              <w:numPr>
+                <w:ilvl w:val="0"/>
+                <w:numId w:val="6"/>
+              </w:numPr>
+              <w:spacing w:line="260" w:lineRule="exact"/>
+              <w:rPr>
+                <w:sz w:val="20"/>
+              </w:rPr>
+            </w:pPr>
+            <w:r>
+              <w:rPr>
+                <w:sz w:val="20"/>
+              </w:rPr>
+              <w:t>Laptop Name versucht zu ändern über TeamViewer</w:t>
+            </w:r>
+          </w:p>
+          <w:p>
+            <w:pPr>
+              <w:pStyle w:val="Listenabsatz"/>
+              <w:numPr>
+                <w:ilvl w:val="0"/>
+                <w:numId w:val="6"/>
+              </w:numPr>
+              <w:spacing w:line="260" w:lineRule="exact"/>
+              <w:rPr>
+                <w:sz w:val="20"/>
+              </w:rPr>
+            </w:pPr>
+            <w:r>
+              <w:rPr>
+                <w:sz w:val="20"/>
+              </w:rPr>
+              <w:t>Neue Github Repository erstell für Berichtsheft</w:t>
             </w:r>
           </w:p>
         </w:tc>
@@ -758,6 +768,67 @@
               <w:right w:val="single" w:sz="4" w:space="0" w:color="000000"/>
             </w:tcBorders>
           </w:tcPr>
+          <w:p>
+            <w:pPr>
+              <w:spacing w:line="260" w:lineRule="exact"/>
+              <w:rPr>
+                <w:sz w:val="22"/>
+                <w:szCs w:val="22"/>
+              </w:rPr>
+            </w:pPr>
+          </w:p>
+          <w:p>
+            <w:pPr>
+              <w:spacing w:line="260" w:lineRule="exact"/>
+              <w:rPr>
+                <w:sz w:val="22"/>
+                <w:szCs w:val="22"/>
+              </w:rPr>
+            </w:pPr>
+          </w:p>
+          <w:p>
+            <w:pPr>
+              <w:spacing w:line="260" w:lineRule="exact"/>
+              <w:rPr>
+                <w:sz w:val="22"/>
+                <w:szCs w:val="22"/>
+              </w:rPr>
+            </w:pPr>
+          </w:p>
+          <w:p>
+            <w:pPr>
+              <w:spacing w:line="260" w:lineRule="exact"/>
+              <w:rPr>
+                <w:sz w:val="22"/>
+                <w:szCs w:val="22"/>
+              </w:rPr>
+            </w:pPr>
+          </w:p>
+          <w:p>
+            <w:pPr>
+              <w:spacing w:line="260" w:lineRule="exact"/>
+              <w:rPr>
+                <w:sz w:val="22"/>
+                <w:szCs w:val="22"/>
+              </w:rPr>
+            </w:pPr>
+          </w:p>
+          <w:p>
+            <w:pPr>
+              <w:spacing w:line="260" w:lineRule="exact"/>
+              <w:rPr>
+                <w:sz w:val="22"/>
+                <w:szCs w:val="22"/>
+              </w:rPr>
+            </w:pPr>
+            <w:r>
+              <w:rPr>
+                <w:sz w:val="22"/>
+                <w:szCs w:val="22"/>
+              </w:rPr>
+              <w:t>7,5</w:t>
+            </w:r>
+          </w:p>
           <w:p>
             <w:pPr>
               <w:spacing w:line="260" w:lineRule="exact"/>
@@ -822,6 +893,219 @@
                 <w:sz w:val="20"/>
               </w:rPr>
             </w:pPr>
+            <w:r>
+              <w:rPr>
+                <w:sz w:val="20"/>
+              </w:rPr>
+              <w:t>Festplatten gelöscht und gereinigt</w:t>
+            </w:r>
+          </w:p>
+          <w:p>
+            <w:pPr>
+              <w:pStyle w:val="Listenabsatz"/>
+              <w:numPr>
+                <w:ilvl w:val="0"/>
+                <w:numId w:val="6"/>
+              </w:numPr>
+              <w:spacing w:line="260" w:lineRule="exact"/>
+              <w:rPr>
+                <w:sz w:val="20"/>
+              </w:rPr>
+            </w:pPr>
+            <w:r>
+              <w:rPr>
+                <w:sz w:val="20"/>
+              </w:rPr>
+              <w:t>Installation von Windows 11 auf Rechner</w:t>
+            </w:r>
+          </w:p>
+          <w:p>
+            <w:pPr>
+              <w:pStyle w:val="Listenabsatz"/>
+              <w:numPr>
+                <w:ilvl w:val="0"/>
+                <w:numId w:val="6"/>
+              </w:numPr>
+              <w:spacing w:line="260" w:lineRule="exact"/>
+              <w:rPr>
+                <w:sz w:val="20"/>
+              </w:rPr>
+            </w:pPr>
+            <w:r>
+              <w:rPr>
+                <w:sz w:val="20"/>
+              </w:rPr>
+              <w:t>Recherche über Fingerbewegung unter iOS 26</w:t>
+            </w:r>
+          </w:p>
+          <w:p>
+            <w:pPr>
+              <w:pStyle w:val="Listenabsatz"/>
+              <w:numPr>
+                <w:ilvl w:val="0"/>
+                <w:numId w:val="6"/>
+              </w:numPr>
+              <w:spacing w:line="260" w:lineRule="exact"/>
+              <w:rPr>
+                <w:sz w:val="20"/>
+              </w:rPr>
+            </w:pPr>
+            <w:r>
+              <w:rPr>
+                <w:sz w:val="20"/>
+              </w:rPr>
+              <w:t>Rechnung erstellen lassen und Austausch von Geräten</w:t>
+            </w:r>
+          </w:p>
+          <w:p>
+            <w:pPr>
+              <w:pStyle w:val="Listenabsatz"/>
+              <w:numPr>
+                <w:ilvl w:val="0"/>
+                <w:numId w:val="6"/>
+              </w:numPr>
+              <w:spacing w:line="260" w:lineRule="exact"/>
+              <w:rPr>
+                <w:sz w:val="20"/>
+              </w:rPr>
+            </w:pPr>
+            <w:r>
+              <w:rPr>
+                <w:sz w:val="20"/>
+              </w:rPr>
+              <w:t>Inventarisierung diverser Hardware</w:t>
+            </w:r>
+          </w:p>
+          <w:p>
+            <w:pPr>
+              <w:pStyle w:val="Listenabsatz"/>
+              <w:numPr>
+                <w:ilvl w:val="0"/>
+                <w:numId w:val="6"/>
+              </w:numPr>
+              <w:spacing w:line="260" w:lineRule="exact"/>
+              <w:rPr>
+                <w:sz w:val="20"/>
+              </w:rPr>
+            </w:pPr>
+            <w:r>
+              <w:rPr>
+                <w:sz w:val="20"/>
+              </w:rPr>
+              <w:t>Netzwerkdokumentation aktualisiert und alte Switch und Access Point abgebaut</w:t>
+            </w:r>
+          </w:p>
+          <w:p>
+            <w:pPr>
+              <w:pStyle w:val="Listenabsatz"/>
+              <w:numPr>
+                <w:ilvl w:val="0"/>
+                <w:numId w:val="6"/>
+              </w:numPr>
+              <w:spacing w:line="260" w:lineRule="exact"/>
+              <w:rPr>
+                <w:sz w:val="20"/>
+              </w:rPr>
+            </w:pPr>
+            <w:r>
+              <w:rPr>
+                <w:sz w:val="20"/>
+              </w:rPr>
+              <w:t>Switches auf den Rack eingebaut</w:t>
+            </w:r>
+          </w:p>
+          <w:p>
+            <w:pPr>
+              <w:pStyle w:val="Listenabsatz"/>
+              <w:numPr>
+                <w:ilvl w:val="0"/>
+                <w:numId w:val="6"/>
+              </w:numPr>
+              <w:spacing w:line="260" w:lineRule="exact"/>
+              <w:rPr>
+                <w:sz w:val="20"/>
+              </w:rPr>
+            </w:pPr>
+            <w:r>
+              <w:rPr>
+                <w:sz w:val="20"/>
+              </w:rPr>
+              <w:t>Installation von Windows Updates mit Hilfe von Windows Assistant</w:t>
+            </w:r>
+          </w:p>
+          <w:p>
+            <w:pPr>
+              <w:pStyle w:val="Listenabsatz"/>
+              <w:numPr>
+                <w:ilvl w:val="0"/>
+                <w:numId w:val="6"/>
+              </w:numPr>
+              <w:spacing w:line="260" w:lineRule="exact"/>
+              <w:rPr>
+                <w:sz w:val="20"/>
+              </w:rPr>
+            </w:pPr>
+            <w:r>
+              <w:rPr>
+                <w:sz w:val="20"/>
+              </w:rPr>
+              <w:t>Access Point und Avaya Telefonanlage auf Wer</w:t>
+            </w:r>
+            <w:r>
+              <w:rPr>
+                <w:sz w:val="20"/>
+              </w:rPr>
+              <w:t xml:space="preserve">kseinstellungen </w:t>
+            </w:r>
+            <w:r>
+              <w:rPr>
+                <w:sz w:val="20"/>
+              </w:rPr>
+              <w:t>zurückgesetzt</w:t>
+            </w:r>
+            <w:r>
+              <w:rPr>
+                <w:sz w:val="20"/>
+              </w:rPr>
+              <w:t xml:space="preserve"> und nach </w:t>
+            </w:r>
+            <w:r>
+              <w:rPr>
+                <w:sz w:val="20"/>
+              </w:rPr>
+              <w:t>Default</w:t>
+            </w:r>
+            <w:r>
+              <w:rPr>
+                <w:sz w:val="20"/>
+              </w:rPr>
+              <w:t xml:space="preserve"> Konfiguration geprüft </w:t>
+            </w:r>
+          </w:p>
+          <w:p>
+            <w:pPr>
+              <w:pStyle w:val="Listenabsatz"/>
+              <w:numPr>
+                <w:ilvl w:val="0"/>
+                <w:numId w:val="6"/>
+              </w:numPr>
+              <w:spacing w:line="260" w:lineRule="exact"/>
+              <w:rPr>
+                <w:sz w:val="20"/>
+              </w:rPr>
+            </w:pPr>
+            <w:r>
+              <w:rPr>
+                <w:sz w:val="20"/>
+              </w:rPr>
+              <w:t xml:space="preserve">SDs entsorgt und Anzahl der Datenträger </w:t>
+            </w:r>
+            <w:r>
+              <w:rPr>
+                <w:sz w:val="20"/>
+              </w:rPr>
+              <w:t>dokumentiert</w:t>
+            </w:r>
           </w:p>
         </w:tc>
         <w:tc>
@@ -842,6 +1126,65 @@
                 <w:szCs w:val="22"/>
               </w:rPr>
             </w:pPr>
+          </w:p>
+          <w:p>
+            <w:pPr>
+              <w:spacing w:line="260" w:lineRule="exact"/>
+              <w:rPr>
+                <w:sz w:val="22"/>
+                <w:szCs w:val="22"/>
+              </w:rPr>
+            </w:pPr>
+          </w:p>
+          <w:p>
+            <w:pPr>
+              <w:spacing w:line="260" w:lineRule="exact"/>
+              <w:rPr>
+                <w:sz w:val="22"/>
+                <w:szCs w:val="22"/>
+              </w:rPr>
+            </w:pPr>
+          </w:p>
+          <w:p>
+            <w:pPr>
+              <w:spacing w:line="260" w:lineRule="exact"/>
+              <w:rPr>
+                <w:sz w:val="22"/>
+                <w:szCs w:val="22"/>
+              </w:rPr>
+            </w:pPr>
+          </w:p>
+          <w:p>
+            <w:pPr>
+              <w:spacing w:line="260" w:lineRule="exact"/>
+              <w:rPr>
+                <w:sz w:val="22"/>
+                <w:szCs w:val="22"/>
+              </w:rPr>
+            </w:pPr>
+          </w:p>
+          <w:p>
+            <w:pPr>
+              <w:spacing w:line="260" w:lineRule="exact"/>
+              <w:rPr>
+                <w:sz w:val="22"/>
+                <w:szCs w:val="22"/>
+              </w:rPr>
+            </w:pPr>
+            <w:r>
+              <w:rPr>
+                <w:sz w:val="22"/>
+                <w:szCs w:val="22"/>
+              </w:rPr>
+              <w:t>8</w:t>
+            </w:r>
+            <w:r>
+              <w:rPr>
+                <w:sz w:val="22"/>
+                <w:szCs w:val="22"/>
+              </w:rPr>
+              <w:t>,5</w:t>
+            </w:r>
           </w:p>
         </w:tc>
       </w:tr>
@@ -898,6 +1241,164 @@
                 <w:sz w:val="20"/>
               </w:rPr>
             </w:pPr>
+            <w:r>
+              <w:rPr>
+                <w:sz w:val="20"/>
+              </w:rPr>
+              <w:t xml:space="preserve">Backup von NUC erstellt </w:t>
+            </w:r>
+          </w:p>
+          <w:p>
+            <w:pPr>
+              <w:pStyle w:val="Listenabsatz"/>
+              <w:numPr>
+                <w:ilvl w:val="0"/>
+                <w:numId w:val="6"/>
+              </w:numPr>
+              <w:spacing w:line="260" w:lineRule="exact"/>
+              <w:rPr>
+                <w:sz w:val="20"/>
+              </w:rPr>
+            </w:pPr>
+            <w:r>
+              <w:rPr>
+                <w:sz w:val="20"/>
+              </w:rPr>
+              <w:t>Windows 11 Upgrades gemacht</w:t>
+            </w:r>
+          </w:p>
+          <w:p>
+            <w:pPr>
+              <w:pStyle w:val="Listenabsatz"/>
+              <w:numPr>
+                <w:ilvl w:val="0"/>
+                <w:numId w:val="6"/>
+              </w:numPr>
+              <w:spacing w:line="260" w:lineRule="exact"/>
+              <w:rPr>
+                <w:sz w:val="20"/>
+                <w:lang w:val="en-US"/>
+              </w:rPr>
+            </w:pPr>
+            <w:r>
+              <w:rPr>
+                <w:sz w:val="20"/>
+                <w:lang w:val="en-US"/>
+              </w:rPr>
+              <w:t xml:space="preserve">Bypass Key </w:t>
+            </w:r>
+            <w:r>
+              <w:rPr>
+                <w:sz w:val="20"/>
+                <w:lang w:val="en-US"/>
+              </w:rPr>
+              <w:t>in RegEdit h</w:t>
+            </w:r>
+            <w:r>
+              <w:rPr>
+                <w:sz w:val="20"/>
+                <w:lang w:val="en-US"/>
+              </w:rPr>
+              <w:t xml:space="preserve">inzugefügt </w:t>
+            </w:r>
+          </w:p>
+          <w:p>
+            <w:pPr>
+              <w:pStyle w:val="Listenabsatz"/>
+              <w:numPr>
+                <w:ilvl w:val="0"/>
+                <w:numId w:val="6"/>
+              </w:numPr>
+              <w:spacing w:line="260" w:lineRule="exact"/>
+              <w:rPr>
+                <w:sz w:val="20"/>
+                <w:lang w:val="en-US"/>
+              </w:rPr>
+            </w:pPr>
+            <w:r>
+              <w:rPr>
+                <w:sz w:val="20"/>
+                <w:lang w:val="en-US"/>
+              </w:rPr>
+              <w:t>Preis für Laptop eingestellt</w:t>
+            </w:r>
+          </w:p>
+          <w:p>
+            <w:pPr>
+              <w:pStyle w:val="Listenabsatz"/>
+              <w:numPr>
+                <w:ilvl w:val="0"/>
+                <w:numId w:val="6"/>
+              </w:numPr>
+              <w:spacing w:line="260" w:lineRule="exact"/>
+              <w:rPr>
+                <w:sz w:val="20"/>
+                <w:lang w:val="en-US"/>
+              </w:rPr>
+            </w:pPr>
+            <w:r>
+              <w:rPr>
+                <w:sz w:val="20"/>
+                <w:lang w:val="en-US"/>
+              </w:rPr>
+              <w:t>NUC mit LAN verkabelt</w:t>
+            </w:r>
+          </w:p>
+          <w:p>
+            <w:pPr>
+              <w:pStyle w:val="Listenabsatz"/>
+              <w:numPr>
+                <w:ilvl w:val="0"/>
+                <w:numId w:val="6"/>
+              </w:numPr>
+              <w:spacing w:line="260" w:lineRule="exact"/>
+              <w:rPr>
+                <w:sz w:val="20"/>
+              </w:rPr>
+            </w:pPr>
+            <w:r>
+              <w:rPr>
+                <w:sz w:val="20"/>
+              </w:rPr>
+              <w:t xml:space="preserve">Recherche über eine </w:t>
+            </w:r>
+            <w:r>
+              <w:rPr>
+                <w:sz w:val="20"/>
+              </w:rPr>
+              <w:t>E-Mail</w:t>
+            </w:r>
+            <w:r>
+              <w:rPr>
+                <w:sz w:val="20"/>
+              </w:rPr>
+              <w:t xml:space="preserve"> </w:t>
+            </w:r>
+            <w:r>
+              <w:rPr>
+                <w:sz w:val="20"/>
+              </w:rPr>
+              <w:t>einer Firma</w:t>
+            </w:r>
+          </w:p>
+          <w:p>
+            <w:pPr>
+              <w:pStyle w:val="Listenabsatz"/>
+              <w:numPr>
+                <w:ilvl w:val="0"/>
+                <w:numId w:val="6"/>
+              </w:numPr>
+              <w:spacing w:line="260" w:lineRule="exact"/>
+              <w:rPr>
+                <w:sz w:val="20"/>
+              </w:rPr>
+            </w:pPr>
+            <w:r>
+              <w:rPr>
+                <w:sz w:val="20"/>
+              </w:rPr>
+              <w:t>Plan über Montag gemacht für neue Mitarbeiter bei der Ersteinrichtung</w:t>
+            </w:r>
           </w:p>
         </w:tc>
         <w:tc>
@@ -918,6 +1419,40 @@
                 <w:szCs w:val="22"/>
               </w:rPr>
             </w:pPr>
+          </w:p>
+          <w:p>
+            <w:pPr>
+              <w:spacing w:line="260" w:lineRule="exact"/>
+              <w:rPr>
+                <w:sz w:val="22"/>
+                <w:szCs w:val="22"/>
+              </w:rPr>
+            </w:pPr>
+          </w:p>
+          <w:p>
+            <w:pPr>
+              <w:spacing w:line="260" w:lineRule="exact"/>
+              <w:rPr>
+                <w:sz w:val="22"/>
+                <w:szCs w:val="22"/>
+              </w:rPr>
+            </w:pPr>
+          </w:p>
+          <w:p>
+            <w:pPr>
+              <w:spacing w:line="260" w:lineRule="exact"/>
+              <w:rPr>
+                <w:sz w:val="22"/>
+                <w:szCs w:val="22"/>
+              </w:rPr>
+            </w:pPr>
+            <w:r>
+              <w:rPr>
+                <w:sz w:val="22"/>
+                <w:szCs w:val="22"/>
+              </w:rPr>
+              <w:t>8</w:t>
+            </w:r>
           </w:p>
         </w:tc>
       </w:tr>
@@ -948,6 +1483,7 @@
                 <w:sz w:val="22"/>
                 <w:szCs w:val="22"/>
               </w:rPr>
+              <w:lastRenderedPageBreak/>
               <w:t>Samstag</w:t>
             </w:r>
           </w:p>
